--- a/assets/downloads-editie-6/editie6_aflevering-10-uei.docx
+++ b/assets/downloads-editie-6/editie6_aflevering-10-uei.docx
@@ -2,13 +2,13 @@
 <file path=word/document.xml><?xml version="1.0" encoding="utf-8"?>
 <w:document xmlns:w="http://schemas.openxmlformats.org/wordprocessingml/2006/main" xmlns:m="http://schemas.openxmlformats.org/officeDocument/2006/math" xmlns:r="http://schemas.openxmlformats.org/officeDocument/2006/relationships" xmlns:o="urn:schemas-microsoft-com:office:office" xmlns:v="urn:schemas-microsoft-com:vml" xmlns:w10="urn:schemas-microsoft-com:office:word" xmlns:a="http://schemas.openxmlformats.org/drawingml/2006/main" xmlns:pic="http://schemas.openxmlformats.org/drawingml/2006/picture" xmlns:wp="http://schemas.openxmlformats.org/drawingml/2006/wordprocessingDrawing">
   <w:body>
-    <w:bookmarkStart w:id="20" w:name="nova-democratia-uei"/>
+    <w:bookmarkStart w:id="20" w:name="Xed6603ba11e7d9ef9b2ea98b92481334a6dedab"/>
     <w:p>
       <w:pPr>
         <w:pStyle w:val="Heading2"/>
       </w:pPr>
       <w:r>
-        <w:t xml:space="preserve">10 — NOVA DEMOCRATIA · UEI</w:t>
+        <w:t xml:space="preserve">10 — UEI — een Europese tegenmacht uit Zwitserland</w:t>
       </w:r>
     </w:p>
     <w:p>
@@ -21,18 +21,6 @@
           <w:iCs/>
         </w:rPr>
         <w:t xml:space="preserve">Een United European Industries Configuration, gevestigd op Zwitserse bodem, verenigt het Europese bedrijfsleven tegen overregulering uit Brussel. Een precedent bestaat. Wat ontbreekt is de soevereiniteitsambitie.</w:t>
-      </w:r>
-    </w:p>
-    <w:p>
-      <w:pPr>
-        <w:pStyle w:val="BodyText"/>
-      </w:pPr>
-      <w:r>
-        <w:rPr>
-          <w:b/>
-          <w:bCs/>
-        </w:rPr>
-        <w:t xml:space="preserve">UEI — een Europese tegenmacht uit Zwitserland</w:t>
       </w:r>
     </w:p>
     <w:p>

--- a/assets/downloads-editie-6/editie6_aflevering-10-uei.docx
+++ b/assets/downloads-editie-6/editie6_aflevering-10-uei.docx
@@ -356,7 +356,7 @@
         <w:pStyle w:val="BodyText"/>
       </w:pPr>
       <w:r>
-        <w:t xml:space="preserve">De parallel met het Zwitserse Internationale Comité van het Rode Kruis is bewust. Dat instituut is geen overheid, maar wordt door alle overheden erkend omdat het een functie vervult die geen overheid zelf kan dragen. UEI zou dezelfde rol vervullen voor het bedrijfsleven — niet door overheden te vervangen, maar door een institutionele tegenkracht te bieden waar geen lidstaat alleen voldoende gewicht heeft.</w:t>
+        <w:t xml:space="preserve">De parallel met het Zwitserse Internationale Comité van het Rode Kruis is bewust. Dat instituut is geen overheid, maar wordt door alle overheden erkend omdat het een functie vervult die geen overheid zelf kan dragen. UEI zou dezelfde rol vervullen voor het bedrijfsleven — niet door overheden te vervangen, maar door een institutionele behoudende kracht te bieden waar geen lidstaat alleen voldoende gewicht heeft.</w:t>
       </w:r>
     </w:p>
     <w:p>
@@ -384,7 +384,7 @@
         <w:pStyle w:val="BodyText"/>
       </w:pPr>
       <w:r>
-        <w:t xml:space="preserve">De Pareto‐analyse uit deze krantenserie maakt deze stap niet alleen wenselijk maar logisch. Wie het krachtenveld leest zoals het ligt, ziet dat de tegenstand binnenslands geconcentreerd is op de bonden, en buitenslands op Brussel. Beide blokken zijn alleen ontmantelbaar door tegelijktijdige actie binnen en buiten Nederland. Een nationaal akkoord met werkgevers tegen de bonden, en een Europees instituut met werkgevers tegen Brussel. Dezelfde partners aan beide tafels.</w:t>
+        <w:t xml:space="preserve">De Pareto‐analyse uit deze krantenserie maakt deze stap niet alleen wenselijk maar logisch. Wie het krachtenveld leest zoals het ligt, ziet dat de traagheid binnenslands geconcentreerd is op de bonden, en buitenslands op Brussel. Beide blokken zijn alleen ontmantelbaar door tegelijktijdige actie binnen en buiten Nederland. Een nationaal akkoord met werkgevers tegen de bonden, en een Europees instituut met werkgevers tegen Brussel. Dezelfde partners aan beide tafels.</w:t>
       </w:r>
     </w:p>
     <w:p>
